--- a/spa/docx/56.content.docx
+++ b/spa/docx/56.content.docx
@@ -28,22 +28,6 @@
       </w:r>
     </w:p>
     <w:p>
-      <w:pPr>
-        <w:pStyle w:val="Heading2"/>
-      </w:pPr>
-      <w:r>
-        <w:rPr>
-          <w:lang w:val="es_ES" w:bidi="es_ES"/>
-        </w:rPr>
-        <w:t>License Information</w:t>
-      </w:r>
-      <w:r>
-        <w:rPr>
-          <w:lang w:val="es_ES" w:bidi="es_ES"/>
-        </w:rPr>
-      </w:r>
-    </w:p>
-    <w:p>
       <w:pPr/>
       <w:r>
         <w:rPr>
@@ -61,13 +45,7 @@
         <w:rPr>
           <w:lang w:val="es_ES" w:bidi="es_ES"/>
         </w:rPr>
-        <w:t xml:space="preserve"> (Spanish) is based on</w:t>
-      </w:r>
-      <w:r>
-        <w:rPr>
-          <w:lang w:val="es_ES" w:bidi="es_ES"/>
-        </w:rPr>
-        <w:t xml:space="preserve">: </w:t>
+        <w:t xml:space="preserve"> (Spanish) is based on: </w:t>
       </w:r>
       <w:r>
         <w:rPr>
@@ -188,19 +166,6 @@
       <w:pPr>
         <w:pStyle w:val="Heading2"/>
       </w:pPr>
-      <w:r>
-        <w:rPr>
-          <w:lang w:val="es_ES" w:bidi="es_ES"/>
-        </w:rPr>
-      </w:r>
-    </w:p>
-    <w:p>
-      <w:pPr/>
-      <w:r>
-        <w:rPr>
-          <w:lang w:val="es_ES" w:bidi="es_ES"/>
-        </w:rPr>
-      </w:r>
       <w:r>
         <w:rPr>
           <w:lang w:val="es_ES" w:bidi="es_ES"/>

--- a/spa/docx/56.content.docx
+++ b/spa/docx/56.content.docx
@@ -45,19 +45,7 @@
         <w:rPr>
           <w:lang w:val="es_ES" w:bidi="es_ES"/>
         </w:rPr>
-        <w:t xml:space="preserve"> (Spanish) is based on: </w:t>
-      </w:r>
-      <w:r>
-        <w:rPr>
-          <w:lang w:val="es_ES" w:bidi="es_ES"/>
-        </w:rPr>
-        <w:t>Reina Valera 1909</w:t>
-      </w:r>
-      <w:r>
-        <w:rPr>
-          <w:lang w:val="es_ES" w:bidi="es_ES"/>
-        </w:rPr>
-        <w:t xml:space="preserve">, </w:t>
+        <w:t xml:space="preserve"> © 1909 </w:t>
       </w:r>
       <w:hyperlink r:id="rId13">
         <w:r>
@@ -75,9 +63,9 @@
         <w:rPr>
           <w:lang w:val="es_ES" w:bidi="es_ES"/>
         </w:rPr>
-        <w:t xml:space="preserve">, None, which is licensed under a </w:t>
-      </w:r>
-      <w:hyperlink r:id="rId14">
+        <w:t xml:space="preserve">, licensed under a </w:t>
+      </w:r>
+      <w:hyperlink r:id="rId13">
         <w:r>
           <w:rPr>
             <w:lang w:val="es_ES" w:bidi="es_ES"/>
@@ -94,25 +82,6 @@
           <w:lang w:val="es_ES" w:bidi="es_ES"/>
         </w:rPr>
         <w:t>.</w:t>
-      </w:r>
-      <w:r>
-        <w:rPr>
-          <w:lang w:val="es_ES" w:bidi="es_ES"/>
-        </w:rPr>
-      </w:r>
-    </w:p>
-    <w:p>
-      <w:pPr/>
-      <w:r>
-        <w:rPr>
-          <w:lang w:val="es_ES" w:bidi="es_ES"/>
-        </w:rPr>
-      </w:r>
-      <w:r>
-        <w:rPr>
-          <w:lang w:val="es_ES" w:bidi="es_ES"/>
-        </w:rPr>
-        <w:t>This PDF version is provided under the same license.</w:t>
       </w:r>
       <w:r>
         <w:rPr>
@@ -212,12 +181,356 @@
       </w:pPr>
     </w:p>
     <w:p>
+      <w:pPr>
+        <w:pStyle w:val="Heading2"/>
+      </w:pPr>
+      <w:r>
+        <w:rPr>
+          <w:lang w:val="es_ES" w:bidi="es_ES"/>
+        </w:rPr>
+        <w:t>Tito 1:1</w:t>
+      </w:r>
+      <w:r>
+        <w:rPr>
+          <w:lang w:val="es_ES" w:bidi="es_ES"/>
+        </w:rPr>
+      </w:r>
+    </w:p>
+    <w:p>
       <w:pPr/>
       <w:r>
         <w:rPr>
           <w:lang w:val="es_ES" w:bidi="es_ES"/>
         </w:rPr>
       </w:r>
+      <w:r>
+        <w:rPr>
+          <w:vertAlign w:val="superscript"/>
+          <w:lang w:val="es_ES" w:bidi="es_ES"/>
+        </w:rPr>
+        <w:t>1</w:t>
+      </w:r>
+      <w:r>
+        <w:rPr>
+          <w:lang w:val="es_ES" w:bidi="es_ES"/>
+        </w:rPr>
+        <w:t xml:space="preserve"> PABLO, siervo de Dios, y apóstol de Jesucristo, según la fe de los escogidos de Dios, y el conocimiento de la verdad que es según la piedad,</w:t>
+      </w:r>
+    </w:p>
+    <w:p>
+      <w:pPr/>
+      <w:r>
+        <w:rPr>
+          <w:lang w:val="es_ES" w:bidi="es_ES"/>
+        </w:rPr>
+      </w:r>
+      <w:r>
+        <w:rPr>
+          <w:vertAlign w:val="superscript"/>
+          <w:lang w:val="es_ES" w:bidi="es_ES"/>
+        </w:rPr>
+        <w:t>2</w:t>
+      </w:r>
+      <w:r>
+        <w:rPr>
+          <w:lang w:val="es_ES" w:bidi="es_ES"/>
+        </w:rPr>
+        <w:t xml:space="preserve"> Para la esperanza de la vida eterna, la cual Dios, que no puede mentir, prometió antes de los tiempos de los siglos,</w:t>
+      </w:r>
+    </w:p>
+    <w:p>
+      <w:pPr/>
+      <w:r>
+        <w:rPr>
+          <w:lang w:val="es_ES" w:bidi="es_ES"/>
+        </w:rPr>
+      </w:r>
+      <w:r>
+        <w:rPr>
+          <w:vertAlign w:val="superscript"/>
+          <w:lang w:val="es_ES" w:bidi="es_ES"/>
+        </w:rPr>
+        <w:t>3</w:t>
+      </w:r>
+      <w:r>
+        <w:rPr>
+          <w:lang w:val="es_ES" w:bidi="es_ES"/>
+        </w:rPr>
+        <w:t xml:space="preserve"> Y manifestó á sus tiempos su palabra por la predicación, que me es á mí encomendada por mandamiento de nuestro Salvador Dios;</w:t>
+      </w:r>
+    </w:p>
+    <w:p>
+      <w:pPr/>
+      <w:r>
+        <w:rPr>
+          <w:lang w:val="es_ES" w:bidi="es_ES"/>
+        </w:rPr>
+      </w:r>
+      <w:r>
+        <w:rPr>
+          <w:vertAlign w:val="superscript"/>
+          <w:lang w:val="es_ES" w:bidi="es_ES"/>
+        </w:rPr>
+        <w:t>4</w:t>
+      </w:r>
+      <w:r>
+        <w:rPr>
+          <w:lang w:val="es_ES" w:bidi="es_ES"/>
+        </w:rPr>
+        <w:t xml:space="preserve"> A Tito, verdadero hijo en la común fe: Gracia, misericordia, y paz de Dios Padre, y del Señor Jesucristo Salvador nuestro.</w:t>
+      </w:r>
+    </w:p>
+    <w:p>
+      <w:pPr/>
+      <w:r>
+        <w:rPr>
+          <w:lang w:val="es_ES" w:bidi="es_ES"/>
+        </w:rPr>
+      </w:r>
+      <w:r>
+        <w:rPr>
+          <w:vertAlign w:val="superscript"/>
+          <w:lang w:val="es_ES" w:bidi="es_ES"/>
+        </w:rPr>
+        <w:t>5</w:t>
+      </w:r>
+      <w:r>
+        <w:rPr>
+          <w:lang w:val="es_ES" w:bidi="es_ES"/>
+        </w:rPr>
+        <w:t xml:space="preserve"> Por esta causa te dejé en Creta, para que corrigieses lo que falta, y pusieses ancianos por las villas, así como yo te mandé:</w:t>
+      </w:r>
+    </w:p>
+    <w:p>
+      <w:pPr/>
+      <w:r>
+        <w:rPr>
+          <w:lang w:val="es_ES" w:bidi="es_ES"/>
+        </w:rPr>
+      </w:r>
+      <w:r>
+        <w:rPr>
+          <w:vertAlign w:val="superscript"/>
+          <w:lang w:val="es_ES" w:bidi="es_ES"/>
+        </w:rPr>
+        <w:t>6</w:t>
+      </w:r>
+      <w:r>
+        <w:rPr>
+          <w:lang w:val="es_ES" w:bidi="es_ES"/>
+        </w:rPr>
+        <w:t xml:space="preserve"> El que fuere sin crimen, marido de una mujer, que tenga hijos fieles que no estén acusados de disolución, ó contumaces.</w:t>
+      </w:r>
+    </w:p>
+    <w:p>
+      <w:pPr/>
+      <w:r>
+        <w:rPr>
+          <w:lang w:val="es_ES" w:bidi="es_ES"/>
+        </w:rPr>
+      </w:r>
+      <w:r>
+        <w:rPr>
+          <w:vertAlign w:val="superscript"/>
+          <w:lang w:val="es_ES" w:bidi="es_ES"/>
+        </w:rPr>
+        <w:t>7</w:t>
+      </w:r>
+      <w:r>
+        <w:rPr>
+          <w:lang w:val="es_ES" w:bidi="es_ES"/>
+        </w:rPr>
+        <w:t xml:space="preserve"> Porque es menester que el obispo sea sin crimen, como dispensador de Dios; no soberbio, no iracundo, no amador del vino, no heridor, no codicioso de torpes ganancias;</w:t>
+      </w:r>
+    </w:p>
+    <w:p>
+      <w:pPr/>
+      <w:r>
+        <w:rPr>
+          <w:lang w:val="es_ES" w:bidi="es_ES"/>
+        </w:rPr>
+      </w:r>
+      <w:r>
+        <w:rPr>
+          <w:vertAlign w:val="superscript"/>
+          <w:lang w:val="es_ES" w:bidi="es_ES"/>
+        </w:rPr>
+        <w:t>8</w:t>
+      </w:r>
+      <w:r>
+        <w:rPr>
+          <w:lang w:val="es_ES" w:bidi="es_ES"/>
+        </w:rPr>
+        <w:t xml:space="preserve"> Sino hospedador, amador de lo bueno, templado, justo, santo, continente;</w:t>
+      </w:r>
+    </w:p>
+    <w:p>
+      <w:pPr/>
+      <w:r>
+        <w:rPr>
+          <w:lang w:val="es_ES" w:bidi="es_ES"/>
+        </w:rPr>
+      </w:r>
+      <w:r>
+        <w:rPr>
+          <w:vertAlign w:val="superscript"/>
+          <w:lang w:val="es_ES" w:bidi="es_ES"/>
+        </w:rPr>
+        <w:t>9</w:t>
+      </w:r>
+      <w:r>
+        <w:rPr>
+          <w:lang w:val="es_ES" w:bidi="es_ES"/>
+        </w:rPr>
+        <w:t xml:space="preserve"> Retenedor de la fiel palabra que es conforme á la doctrina: para que también pueda exhortar con sana doctrina, y convencer á los que contradijeren.</w:t>
+      </w:r>
+    </w:p>
+    <w:p>
+      <w:pPr/>
+      <w:r>
+        <w:rPr>
+          <w:lang w:val="es_ES" w:bidi="es_ES"/>
+        </w:rPr>
+      </w:r>
+      <w:r>
+        <w:rPr>
+          <w:vertAlign w:val="superscript"/>
+          <w:lang w:val="es_ES" w:bidi="es_ES"/>
+        </w:rPr>
+        <w:t>10</w:t>
+      </w:r>
+      <w:r>
+        <w:rPr>
+          <w:lang w:val="es_ES" w:bidi="es_ES"/>
+        </w:rPr>
+        <w:t xml:space="preserve"> Porque hay aún muchos contumaces, habladores de vanidades, y engañadores de las almas, mayormente los que son de la circuncisión,</w:t>
+      </w:r>
+    </w:p>
+    <w:p>
+      <w:pPr/>
+      <w:r>
+        <w:rPr>
+          <w:lang w:val="es_ES" w:bidi="es_ES"/>
+        </w:rPr>
+      </w:r>
+      <w:r>
+        <w:rPr>
+          <w:vertAlign w:val="superscript"/>
+          <w:lang w:val="es_ES" w:bidi="es_ES"/>
+        </w:rPr>
+        <w:t>11</w:t>
+      </w:r>
+      <w:r>
+        <w:rPr>
+          <w:lang w:val="es_ES" w:bidi="es_ES"/>
+        </w:rPr>
+        <w:t xml:space="preserve"> A los cuales es preciso tapar la boca; que trastornan casas enteras; enseñando lo que no conviene, por torpe ganancia.</w:t>
+      </w:r>
+    </w:p>
+    <w:p>
+      <w:pPr/>
+      <w:r>
+        <w:rPr>
+          <w:lang w:val="es_ES" w:bidi="es_ES"/>
+        </w:rPr>
+      </w:r>
+      <w:r>
+        <w:rPr>
+          <w:vertAlign w:val="superscript"/>
+          <w:lang w:val="es_ES" w:bidi="es_ES"/>
+        </w:rPr>
+        <w:t>12</w:t>
+      </w:r>
+      <w:r>
+        <w:rPr>
+          <w:lang w:val="es_ES" w:bidi="es_ES"/>
+        </w:rPr>
+        <w:t xml:space="preserve"> Dijo uno de ellos, propio profeta de ellos: Los Cretenses, siempre mentirosos, malas bestias, vientres perezosos.</w:t>
+      </w:r>
+    </w:p>
+    <w:p>
+      <w:pPr/>
+      <w:r>
+        <w:rPr>
+          <w:lang w:val="es_ES" w:bidi="es_ES"/>
+        </w:rPr>
+      </w:r>
+      <w:r>
+        <w:rPr>
+          <w:vertAlign w:val="superscript"/>
+          <w:lang w:val="es_ES" w:bidi="es_ES"/>
+        </w:rPr>
+        <w:t>13</w:t>
+      </w:r>
+      <w:r>
+        <w:rPr>
+          <w:lang w:val="es_ES" w:bidi="es_ES"/>
+        </w:rPr>
+        <w:t xml:space="preserve"> Este testimonio es verdadero: por tanto, repréndelos duramente, para que sean sanos en la fe,</w:t>
+      </w:r>
+    </w:p>
+    <w:p>
+      <w:pPr/>
+      <w:r>
+        <w:rPr>
+          <w:lang w:val="es_ES" w:bidi="es_ES"/>
+        </w:rPr>
+      </w:r>
+      <w:r>
+        <w:rPr>
+          <w:vertAlign w:val="superscript"/>
+          <w:lang w:val="es_ES" w:bidi="es_ES"/>
+        </w:rPr>
+        <w:t>14</w:t>
+      </w:r>
+      <w:r>
+        <w:rPr>
+          <w:lang w:val="es_ES" w:bidi="es_ES"/>
+        </w:rPr>
+        <w:t xml:space="preserve"> No atendiendo á fábulas judaicas, y á mandamientos de hombres que se apartan de la verdad.</w:t>
+      </w:r>
+    </w:p>
+    <w:p>
+      <w:pPr/>
+      <w:r>
+        <w:rPr>
+          <w:lang w:val="es_ES" w:bidi="es_ES"/>
+        </w:rPr>
+      </w:r>
+      <w:r>
+        <w:rPr>
+          <w:vertAlign w:val="superscript"/>
+          <w:lang w:val="es_ES" w:bidi="es_ES"/>
+        </w:rPr>
+        <w:t>15</w:t>
+      </w:r>
+      <w:r>
+        <w:rPr>
+          <w:lang w:val="es_ES" w:bidi="es_ES"/>
+        </w:rPr>
+        <w:t xml:space="preserve"> Todas las cosas son limpias á los limpios; mas á los contaminados é infieles nada es limpio: antes su alma y conciencia están contaminadas.</w:t>
+      </w:r>
+    </w:p>
+    <w:p>
+      <w:pPr/>
+      <w:r>
+        <w:rPr>
+          <w:lang w:val="es_ES" w:bidi="es_ES"/>
+        </w:rPr>
+      </w:r>
+      <w:r>
+        <w:rPr>
+          <w:vertAlign w:val="superscript"/>
+          <w:lang w:val="es_ES" w:bidi="es_ES"/>
+        </w:rPr>
+        <w:t>16</w:t>
+      </w:r>
+      <w:r>
+        <w:rPr>
+          <w:lang w:val="es_ES" w:bidi="es_ES"/>
+        </w:rPr>
+        <w:t xml:space="preserve"> Profésanse conocer á Dios; mas con los hechos lo niegan, siendo abominables y rebeldes, reprobados para toda buena obra.</w:t>
+      </w:r>
     </w:p>
     <w:p>
       <w:pPr>
@@ -227,7 +540,7 @@
         <w:rPr>
           <w:lang w:val="es_ES" w:bidi="es_ES"/>
         </w:rPr>
-        <w:t>Titus 1:1</w:t>
+        <w:t>Tito 2:1</w:t>
       </w:r>
       <w:r>
         <w:rPr>
@@ -253,17 +566,7 @@
         <w:rPr>
           <w:lang w:val="es_ES" w:bidi="es_ES"/>
         </w:rPr>
-        <w:t xml:space="preserve"> PABLO, siervo de Dios, y apóstol de Jesucristo, según la fe de los escogidos de Dios, y el conocimiento de la verdad que es según la piedad,</w:t>
-      </w:r>
-      <w:r>
-        <w:rPr>
-          <w:lang w:val="es_ES" w:bidi="es_ES"/>
-        </w:rPr>
-      </w:r>
-      <w:r>
-        <w:rPr>
-          <w:lang w:val="es_ES" w:bidi="es_ES"/>
-        </w:rPr>
+        <w:t xml:space="preserve"> EMPERO tú, habla lo que conviene á la sana doctrina:</w:t>
       </w:r>
     </w:p>
     <w:p>
@@ -273,6 +576,19 @@
           <w:lang w:val="es_ES" w:bidi="es_ES"/>
         </w:rPr>
       </w:r>
+      <w:r>
+        <w:rPr>
+          <w:vertAlign w:val="superscript"/>
+          <w:lang w:val="es_ES" w:bidi="es_ES"/>
+        </w:rPr>
+        <w:t>2</w:t>
+      </w:r>
+      <w:r>
+        <w:rPr>
+          <w:lang w:val="es_ES" w:bidi="es_ES"/>
+        </w:rPr>
+        <w:t xml:space="preserve"> Que los viejos sean templados, graves, prudentes, sanos en la fe, en la caridad, en la paciencia.</w:t>
+      </w:r>
     </w:p>
     <w:p>
       <w:pPr/>
@@ -286,23 +602,323 @@
           <w:vertAlign w:val="superscript"/>
           <w:lang w:val="es_ES" w:bidi="es_ES"/>
         </w:rPr>
+        <w:t>3</w:t>
+      </w:r>
+      <w:r>
+        <w:rPr>
+          <w:lang w:val="es_ES" w:bidi="es_ES"/>
+        </w:rPr>
+        <w:t xml:space="preserve"> Las viejas, asimismo, se distingan en un porte santo; no calumniadoras, no dadas á mucho vino, maestras de honestidad:</w:t>
+      </w:r>
+    </w:p>
+    <w:p>
+      <w:pPr/>
+      <w:r>
+        <w:rPr>
+          <w:lang w:val="es_ES" w:bidi="es_ES"/>
+        </w:rPr>
+      </w:r>
+      <w:r>
+        <w:rPr>
+          <w:vertAlign w:val="superscript"/>
+          <w:lang w:val="es_ES" w:bidi="es_ES"/>
+        </w:rPr>
+        <w:t>4</w:t>
+      </w:r>
+      <w:r>
+        <w:rPr>
+          <w:lang w:val="es_ES" w:bidi="es_ES"/>
+        </w:rPr>
+        <w:t xml:space="preserve"> Que enseñen á las mujeres jóvenes á ser prudentes, á que amen á sus maridos, á que amen á sus hijos,</w:t>
+      </w:r>
+    </w:p>
+    <w:p>
+      <w:pPr/>
+      <w:r>
+        <w:rPr>
+          <w:lang w:val="es_ES" w:bidi="es_ES"/>
+        </w:rPr>
+      </w:r>
+      <w:r>
+        <w:rPr>
+          <w:vertAlign w:val="superscript"/>
+          <w:lang w:val="es_ES" w:bidi="es_ES"/>
+        </w:rPr>
+        <w:t>5</w:t>
+      </w:r>
+      <w:r>
+        <w:rPr>
+          <w:lang w:val="es_ES" w:bidi="es_ES"/>
+        </w:rPr>
+        <w:t xml:space="preserve"> A ser templadas, castas, que tengan cuidado de la casa, buenas, sujetas á sus maridos; porque la palabra de Dios no sea blasfemada.</w:t>
+      </w:r>
+    </w:p>
+    <w:p>
+      <w:pPr/>
+      <w:r>
+        <w:rPr>
+          <w:lang w:val="es_ES" w:bidi="es_ES"/>
+        </w:rPr>
+      </w:r>
+      <w:r>
+        <w:rPr>
+          <w:vertAlign w:val="superscript"/>
+          <w:lang w:val="es_ES" w:bidi="es_ES"/>
+        </w:rPr>
+        <w:t>6</w:t>
+      </w:r>
+      <w:r>
+        <w:rPr>
+          <w:lang w:val="es_ES" w:bidi="es_ES"/>
+        </w:rPr>
+        <w:t xml:space="preserve"> Exhorta asimismo á los mancebos á que sean comedidos;</w:t>
+      </w:r>
+    </w:p>
+    <w:p>
+      <w:pPr/>
+      <w:r>
+        <w:rPr>
+          <w:lang w:val="es_ES" w:bidi="es_ES"/>
+        </w:rPr>
+      </w:r>
+      <w:r>
+        <w:rPr>
+          <w:vertAlign w:val="superscript"/>
+          <w:lang w:val="es_ES" w:bidi="es_ES"/>
+        </w:rPr>
+        <w:t>7</w:t>
+      </w:r>
+      <w:r>
+        <w:rPr>
+          <w:lang w:val="es_ES" w:bidi="es_ES"/>
+        </w:rPr>
+        <w:t xml:space="preserve"> Mostrándote en todo por ejemplo de buenas obras; en doctrina haciendo ver integridad, gravedad,</w:t>
+      </w:r>
+    </w:p>
+    <w:p>
+      <w:pPr/>
+      <w:r>
+        <w:rPr>
+          <w:lang w:val="es_ES" w:bidi="es_ES"/>
+        </w:rPr>
+      </w:r>
+      <w:r>
+        <w:rPr>
+          <w:vertAlign w:val="superscript"/>
+          <w:lang w:val="es_ES" w:bidi="es_ES"/>
+        </w:rPr>
+        <w:t>8</w:t>
+      </w:r>
+      <w:r>
+        <w:rPr>
+          <w:lang w:val="es_ES" w:bidi="es_ES"/>
+        </w:rPr>
+        <w:t xml:space="preserve"> Palabra sana, é irreprensible; que el adversario se avergüence, no teniendo mal ninguno que decir de vosotros.</w:t>
+      </w:r>
+    </w:p>
+    <w:p>
+      <w:pPr/>
+      <w:r>
+        <w:rPr>
+          <w:lang w:val="es_ES" w:bidi="es_ES"/>
+        </w:rPr>
+      </w:r>
+      <w:r>
+        <w:rPr>
+          <w:vertAlign w:val="superscript"/>
+          <w:lang w:val="es_ES" w:bidi="es_ES"/>
+        </w:rPr>
+        <w:t>9</w:t>
+      </w:r>
+      <w:r>
+        <w:rPr>
+          <w:lang w:val="es_ES" w:bidi="es_ES"/>
+        </w:rPr>
+        <w:t xml:space="preserve"> Exhorta á los siervos á que sean sujetos á sus señores, que agraden en todo, no respondones;</w:t>
+      </w:r>
+    </w:p>
+    <w:p>
+      <w:pPr/>
+      <w:r>
+        <w:rPr>
+          <w:lang w:val="es_ES" w:bidi="es_ES"/>
+        </w:rPr>
+      </w:r>
+      <w:r>
+        <w:rPr>
+          <w:vertAlign w:val="superscript"/>
+          <w:lang w:val="es_ES" w:bidi="es_ES"/>
+        </w:rPr>
+        <w:t>10</w:t>
+      </w:r>
+      <w:r>
+        <w:rPr>
+          <w:lang w:val="es_ES" w:bidi="es_ES"/>
+        </w:rPr>
+        <w:t xml:space="preserve"> No defraudando, antes mostrando toda buena lealtad, para que adornen en todo la doctrina de nuestro Salvador Dios.</w:t>
+      </w:r>
+    </w:p>
+    <w:p>
+      <w:pPr/>
+      <w:r>
+        <w:rPr>
+          <w:lang w:val="es_ES" w:bidi="es_ES"/>
+        </w:rPr>
+      </w:r>
+      <w:r>
+        <w:rPr>
+          <w:vertAlign w:val="superscript"/>
+          <w:lang w:val="es_ES" w:bidi="es_ES"/>
+        </w:rPr>
+        <w:t>11</w:t>
+      </w:r>
+      <w:r>
+        <w:rPr>
+          <w:lang w:val="es_ES" w:bidi="es_ES"/>
+        </w:rPr>
+        <w:t xml:space="preserve"> Porque la gracia de Dios que trae salvación á todos los hombres, se manifestó,</w:t>
+      </w:r>
+    </w:p>
+    <w:p>
+      <w:pPr/>
+      <w:r>
+        <w:rPr>
+          <w:lang w:val="es_ES" w:bidi="es_ES"/>
+        </w:rPr>
+      </w:r>
+      <w:r>
+        <w:rPr>
+          <w:vertAlign w:val="superscript"/>
+          <w:lang w:val="es_ES" w:bidi="es_ES"/>
+        </w:rPr>
+        <w:t>12</w:t>
+      </w:r>
+      <w:r>
+        <w:rPr>
+          <w:lang w:val="es_ES" w:bidi="es_ES"/>
+        </w:rPr>
+        <w:t xml:space="preserve"> Enseñándonos que, renunciando á la impiedad y á los deseos mundanos, vivamos en este siglo templada, y justa, y píamente,</w:t>
+      </w:r>
+    </w:p>
+    <w:p>
+      <w:pPr/>
+      <w:r>
+        <w:rPr>
+          <w:lang w:val="es_ES" w:bidi="es_ES"/>
+        </w:rPr>
+      </w:r>
+      <w:r>
+        <w:rPr>
+          <w:vertAlign w:val="superscript"/>
+          <w:lang w:val="es_ES" w:bidi="es_ES"/>
+        </w:rPr>
+        <w:t>13</w:t>
+      </w:r>
+      <w:r>
+        <w:rPr>
+          <w:lang w:val="es_ES" w:bidi="es_ES"/>
+        </w:rPr>
+        <w:t xml:space="preserve"> Esperando aquella esperanza bienaventurada, y la manifestación gloriosa del gran Dios y Salvador nuestro Jesucristo,</w:t>
+      </w:r>
+    </w:p>
+    <w:p>
+      <w:pPr/>
+      <w:r>
+        <w:rPr>
+          <w:lang w:val="es_ES" w:bidi="es_ES"/>
+        </w:rPr>
+      </w:r>
+      <w:r>
+        <w:rPr>
+          <w:vertAlign w:val="superscript"/>
+          <w:lang w:val="es_ES" w:bidi="es_ES"/>
+        </w:rPr>
+        <w:t>14</w:t>
+      </w:r>
+      <w:r>
+        <w:rPr>
+          <w:lang w:val="es_ES" w:bidi="es_ES"/>
+        </w:rPr>
+        <w:t xml:space="preserve"> Que se dió á sí mismo por nosotros para redimirnos de toda iniquidad, y limpiar para sí un pueblo propio, celoso de buenas obras.</w:t>
+      </w:r>
+    </w:p>
+    <w:p>
+      <w:pPr/>
+      <w:r>
+        <w:rPr>
+          <w:lang w:val="es_ES" w:bidi="es_ES"/>
+        </w:rPr>
+      </w:r>
+      <w:r>
+        <w:rPr>
+          <w:vertAlign w:val="superscript"/>
+          <w:lang w:val="es_ES" w:bidi="es_ES"/>
+        </w:rPr>
+        <w:t>15</w:t>
+      </w:r>
+      <w:r>
+        <w:rPr>
+          <w:lang w:val="es_ES" w:bidi="es_ES"/>
+        </w:rPr>
+        <w:t xml:space="preserve"> Esto habla y exhorta, y reprende con toda autoridad. Nadie te desprecie.</w:t>
+      </w:r>
+    </w:p>
+    <w:p>
+      <w:pPr>
+        <w:pStyle w:val="Heading2"/>
+      </w:pPr>
+      <w:r>
+        <w:rPr>
+          <w:lang w:val="es_ES" w:bidi="es_ES"/>
+        </w:rPr>
+        <w:t>Tito 3:1</w:t>
+      </w:r>
+      <w:r>
+        <w:rPr>
+          <w:lang w:val="es_ES" w:bidi="es_ES"/>
+        </w:rPr>
+      </w:r>
+    </w:p>
+    <w:p>
+      <w:pPr/>
+      <w:r>
+        <w:rPr>
+          <w:lang w:val="es_ES" w:bidi="es_ES"/>
+        </w:rPr>
+      </w:r>
+      <w:r>
+        <w:rPr>
+          <w:vertAlign w:val="superscript"/>
+          <w:lang w:val="es_ES" w:bidi="es_ES"/>
+        </w:rPr>
+        <w:t>1</w:t>
+      </w:r>
+      <w:r>
+        <w:rPr>
+          <w:lang w:val="es_ES" w:bidi="es_ES"/>
+        </w:rPr>
+        <w:t xml:space="preserve"> AMONÉSTALES que se sujeten á los príncipes y potestades, que obedezcan, que estén prontos á toda buena obra.</w:t>
+      </w:r>
+    </w:p>
+    <w:p>
+      <w:pPr/>
+      <w:r>
+        <w:rPr>
+          <w:lang w:val="es_ES" w:bidi="es_ES"/>
+        </w:rPr>
+      </w:r>
+      <w:r>
+        <w:rPr>
+          <w:vertAlign w:val="superscript"/>
+          <w:lang w:val="es_ES" w:bidi="es_ES"/>
+        </w:rPr>
         <w:t>2</w:t>
       </w:r>
       <w:r>
         <w:rPr>
           <w:lang w:val="es_ES" w:bidi="es_ES"/>
         </w:rPr>
-        <w:t xml:space="preserve"> Para la esperanza de la vida eterna, la cual Dios, que no puede mentir, prometió antes de los tiempos de los siglos,</w:t>
-      </w:r>
-      <w:r>
-        <w:rPr>
-          <w:lang w:val="es_ES" w:bidi="es_ES"/>
-        </w:rPr>
-      </w:r>
-      <w:r>
-        <w:rPr>
-          <w:lang w:val="es_ES" w:bidi="es_ES"/>
-        </w:rPr>
+        <w:t xml:space="preserve"> Que á nadie infamen, que no sean pendencieros, sino modestos, mostrando toda mansedumbre para con todos los hombres.</w:t>
       </w:r>
     </w:p>
     <w:p>
@@ -312,6 +928,19 @@
           <w:lang w:val="es_ES" w:bidi="es_ES"/>
         </w:rPr>
       </w:r>
+      <w:r>
+        <w:rPr>
+          <w:vertAlign w:val="superscript"/>
+          <w:lang w:val="es_ES" w:bidi="es_ES"/>
+        </w:rPr>
+        <w:t>3</w:t>
+      </w:r>
+      <w:r>
+        <w:rPr>
+          <w:lang w:val="es_ES" w:bidi="es_ES"/>
+        </w:rPr>
+        <w:t xml:space="preserve"> Porque también éramos nosotros necios en otro tiempo, rebeldes, extraviados, sirviendo á concupiscencias y deleites diversos, viviendo en malicia y en envidia, aborrecibles, aborreciendo los unos á los otros.</w:t>
+      </w:r>
     </w:p>
     <w:p>
       <w:pPr/>
@@ -325,23 +954,13 @@
           <w:vertAlign w:val="superscript"/>
           <w:lang w:val="es_ES" w:bidi="es_ES"/>
         </w:rPr>
-        <w:t>3</w:t>
-      </w:r>
-      <w:r>
-        <w:rPr>
-          <w:lang w:val="es_ES" w:bidi="es_ES"/>
-        </w:rPr>
-        <w:t xml:space="preserve"> Y manifestó á sus tiempos su palabra por la predicación, que me es á mí encomendada por mandamiento de nuestro Salvador Dios;</w:t>
-      </w:r>
-      <w:r>
-        <w:rPr>
-          <w:lang w:val="es_ES" w:bidi="es_ES"/>
-        </w:rPr>
-      </w:r>
-      <w:r>
-        <w:rPr>
-          <w:lang w:val="es_ES" w:bidi="es_ES"/>
-        </w:rPr>
+        <w:t>4</w:t>
+      </w:r>
+      <w:r>
+        <w:rPr>
+          <w:lang w:val="es_ES" w:bidi="es_ES"/>
+        </w:rPr>
+        <w:t xml:space="preserve"> Mas cuando se manifestó la bondad de Dios nuestro Salvador, y su amor para con los hombres,</w:t>
       </w:r>
     </w:p>
     <w:p>
@@ -351,6 +970,19 @@
           <w:lang w:val="es_ES" w:bidi="es_ES"/>
         </w:rPr>
       </w:r>
+      <w:r>
+        <w:rPr>
+          <w:vertAlign w:val="superscript"/>
+          <w:lang w:val="es_ES" w:bidi="es_ES"/>
+        </w:rPr>
+        <w:t>5</w:t>
+      </w:r>
+      <w:r>
+        <w:rPr>
+          <w:lang w:val="es_ES" w:bidi="es_ES"/>
+        </w:rPr>
+        <w:t xml:space="preserve"> No por obras de justicia que nosotros habíamos hecho, mas por su misericordia nos salvó, por el lavacro de la regeneración, y de la renovación del Espíritu Santo;</w:t>
+      </w:r>
     </w:p>
     <w:p>
       <w:pPr/>
@@ -364,23 +996,13 @@
           <w:vertAlign w:val="superscript"/>
           <w:lang w:val="es_ES" w:bidi="es_ES"/>
         </w:rPr>
-        <w:t>4</w:t>
-      </w:r>
-      <w:r>
-        <w:rPr>
-          <w:lang w:val="es_ES" w:bidi="es_ES"/>
-        </w:rPr>
-        <w:t xml:space="preserve"> A Tito, verdadero hijo en la común fe: Gracia, misericordia, y paz de Dios Padre, y del Señor Jesucristo Salvador nuestro.</w:t>
-      </w:r>
-      <w:r>
-        <w:rPr>
-          <w:lang w:val="es_ES" w:bidi="es_ES"/>
-        </w:rPr>
-      </w:r>
-      <w:r>
-        <w:rPr>
-          <w:lang w:val="es_ES" w:bidi="es_ES"/>
-        </w:rPr>
+        <w:t>6</w:t>
+      </w:r>
+      <w:r>
+        <w:rPr>
+          <w:lang w:val="es_ES" w:bidi="es_ES"/>
+        </w:rPr>
+        <w:t xml:space="preserve"> El cual derramó en nosotros abundantemente por Jesucristo nuestro Salvador,</w:t>
       </w:r>
     </w:p>
     <w:p>
@@ -390,6 +1012,19 @@
           <w:lang w:val="es_ES" w:bidi="es_ES"/>
         </w:rPr>
       </w:r>
+      <w:r>
+        <w:rPr>
+          <w:vertAlign w:val="superscript"/>
+          <w:lang w:val="es_ES" w:bidi="es_ES"/>
+        </w:rPr>
+        <w:t>7</w:t>
+      </w:r>
+      <w:r>
+        <w:rPr>
+          <w:lang w:val="es_ES" w:bidi="es_ES"/>
+        </w:rPr>
+        <w:t xml:space="preserve"> Para que, justificados por su gracia, seamos hechos herederos según la esperanza de la vida eterna.</w:t>
+      </w:r>
     </w:p>
     <w:p>
       <w:pPr/>
@@ -403,23 +1038,13 @@
           <w:vertAlign w:val="superscript"/>
           <w:lang w:val="es_ES" w:bidi="es_ES"/>
         </w:rPr>
-        <w:t>5</w:t>
-      </w:r>
-      <w:r>
-        <w:rPr>
-          <w:lang w:val="es_ES" w:bidi="es_ES"/>
-        </w:rPr>
-        <w:t xml:space="preserve"> Por esta causa te dejé en Creta, para que corrigieses lo que falta, y pusieses ancianos por las villas, así como yo te mandé:</w:t>
-      </w:r>
-      <w:r>
-        <w:rPr>
-          <w:lang w:val="es_ES" w:bidi="es_ES"/>
-        </w:rPr>
-      </w:r>
-      <w:r>
-        <w:rPr>
-          <w:lang w:val="es_ES" w:bidi="es_ES"/>
-        </w:rPr>
+        <w:t>8</w:t>
+      </w:r>
+      <w:r>
+        <w:rPr>
+          <w:lang w:val="es_ES" w:bidi="es_ES"/>
+        </w:rPr>
+        <w:t xml:space="preserve"> Palabra fiel, y estas cosas quiero que afirmes, para que los que creen á Dios procuren gobernarse en buenas obras. Estas cosas son buenas y útiles á los hombres.</w:t>
       </w:r>
     </w:p>
     <w:p>
@@ -429,6 +1054,19 @@
           <w:lang w:val="es_ES" w:bidi="es_ES"/>
         </w:rPr>
       </w:r>
+      <w:r>
+        <w:rPr>
+          <w:vertAlign w:val="superscript"/>
+          <w:lang w:val="es_ES" w:bidi="es_ES"/>
+        </w:rPr>
+        <w:t>9</w:t>
+      </w:r>
+      <w:r>
+        <w:rPr>
+          <w:lang w:val="es_ES" w:bidi="es_ES"/>
+        </w:rPr>
+        <w:t xml:space="preserve"> Mas las cuestiones necias, y genealogías, y contenciones, y debates acerca de la ley, evita; porque son sin provecho y vanas.</w:t>
+      </w:r>
     </w:p>
     <w:p>
       <w:pPr/>
@@ -442,23 +1080,13 @@
           <w:vertAlign w:val="superscript"/>
           <w:lang w:val="es_ES" w:bidi="es_ES"/>
         </w:rPr>
-        <w:t>6</w:t>
-      </w:r>
-      <w:r>
-        <w:rPr>
-          <w:lang w:val="es_ES" w:bidi="es_ES"/>
-        </w:rPr>
-        <w:t xml:space="preserve"> El que fuere sin crimen, marido de una mujer, que tenga hijos fieles que no estén acusados de disolución, ó contumaces.</w:t>
-      </w:r>
-      <w:r>
-        <w:rPr>
-          <w:lang w:val="es_ES" w:bidi="es_ES"/>
-        </w:rPr>
-      </w:r>
-      <w:r>
-        <w:rPr>
-          <w:lang w:val="es_ES" w:bidi="es_ES"/>
-        </w:rPr>
+        <w:t>10</w:t>
+      </w:r>
+      <w:r>
+        <w:rPr>
+          <w:lang w:val="es_ES" w:bidi="es_ES"/>
+        </w:rPr>
+        <w:t xml:space="preserve"> Rehusa hombre hereje, después de una y otra amonestación;</w:t>
       </w:r>
     </w:p>
     <w:p>
@@ -468,6 +1096,19 @@
           <w:lang w:val="es_ES" w:bidi="es_ES"/>
         </w:rPr>
       </w:r>
+      <w:r>
+        <w:rPr>
+          <w:vertAlign w:val="superscript"/>
+          <w:lang w:val="es_ES" w:bidi="es_ES"/>
+        </w:rPr>
+        <w:t>11</w:t>
+      </w:r>
+      <w:r>
+        <w:rPr>
+          <w:lang w:val="es_ES" w:bidi="es_ES"/>
+        </w:rPr>
+        <w:t xml:space="preserve"> Estando cierto que el tal es trastornado, y peca, siendo condenado de su propio juicio.</w:t>
+      </w:r>
     </w:p>
     <w:p>
       <w:pPr/>
@@ -481,23 +1122,13 @@
           <w:vertAlign w:val="superscript"/>
           <w:lang w:val="es_ES" w:bidi="es_ES"/>
         </w:rPr>
-        <w:t>7</w:t>
-      </w:r>
-      <w:r>
-        <w:rPr>
-          <w:lang w:val="es_ES" w:bidi="es_ES"/>
-        </w:rPr>
-        <w:t xml:space="preserve"> Porque es menester que el obispo sea sin crimen, como dispensador de Dios; no soberbio, no iracundo, no amador del vino, no heridor, no codicioso de torpes ganancias;</w:t>
-      </w:r>
-      <w:r>
-        <w:rPr>
-          <w:lang w:val="es_ES" w:bidi="es_ES"/>
-        </w:rPr>
-      </w:r>
-      <w:r>
-        <w:rPr>
-          <w:lang w:val="es_ES" w:bidi="es_ES"/>
-        </w:rPr>
+        <w:t>12</w:t>
+      </w:r>
+      <w:r>
+        <w:rPr>
+          <w:lang w:val="es_ES" w:bidi="es_ES"/>
+        </w:rPr>
+        <w:t xml:space="preserve"> Cuando enviare á ti á Artemas, ó á Tichîco, procura venir á mí, á Nicópolis: porque allí he determinado invernar.</w:t>
       </w:r>
     </w:p>
     <w:p>
@@ -507,6 +1138,19 @@
           <w:lang w:val="es_ES" w:bidi="es_ES"/>
         </w:rPr>
       </w:r>
+      <w:r>
+        <w:rPr>
+          <w:vertAlign w:val="superscript"/>
+          <w:lang w:val="es_ES" w:bidi="es_ES"/>
+        </w:rPr>
+        <w:t>13</w:t>
+      </w:r>
+      <w:r>
+        <w:rPr>
+          <w:lang w:val="es_ES" w:bidi="es_ES"/>
+        </w:rPr>
+        <w:t xml:space="preserve"> A Zenas doctor de la ley, y á Apolos, envía delante, procurando que nada les falte.</w:t>
+      </w:r>
     </w:p>
     <w:p>
       <w:pPr/>
@@ -520,23 +1164,13 @@
           <w:vertAlign w:val="superscript"/>
           <w:lang w:val="es_ES" w:bidi="es_ES"/>
         </w:rPr>
-        <w:t>8</w:t>
-      </w:r>
-      <w:r>
-        <w:rPr>
-          <w:lang w:val="es_ES" w:bidi="es_ES"/>
-        </w:rPr>
-        <w:t xml:space="preserve"> Sino hospedador, amador de lo bueno, templado, justo, santo, continente;</w:t>
-      </w:r>
-      <w:r>
-        <w:rPr>
-          <w:lang w:val="es_ES" w:bidi="es_ES"/>
-        </w:rPr>
-      </w:r>
-      <w:r>
-        <w:rPr>
-          <w:lang w:val="es_ES" w:bidi="es_ES"/>
-        </w:rPr>
+        <w:t>14</w:t>
+      </w:r>
+      <w:r>
+        <w:rPr>
+          <w:lang w:val="es_ES" w:bidi="es_ES"/>
+        </w:rPr>
+        <w:t xml:space="preserve"> Y aprendan asimismo los nuestros á gobernarse en buenas obras para los usos necesarios, para que no sean sin fruto.</w:t>
       </w:r>
     </w:p>
     <w:p>
@@ -546,1511 +1180,18 @@
           <w:lang w:val="es_ES" w:bidi="es_ES"/>
         </w:rPr>
       </w:r>
-    </w:p>
-    <w:p>
-      <w:pPr/>
-      <w:r>
-        <w:rPr>
-          <w:lang w:val="es_ES" w:bidi="es_ES"/>
-        </w:rPr>
-      </w:r>
       <w:r>
         <w:rPr>
           <w:vertAlign w:val="superscript"/>
           <w:lang w:val="es_ES" w:bidi="es_ES"/>
         </w:rPr>
-        <w:t>9</w:t>
-      </w:r>
-      <w:r>
-        <w:rPr>
-          <w:lang w:val="es_ES" w:bidi="es_ES"/>
-        </w:rPr>
-        <w:t xml:space="preserve"> Retenedor de la fiel palabra que es conforme á la doctrina: para que también pueda exhortar con sana doctrina, y convencer á los que contradijeren.</w:t>
-      </w:r>
-      <w:r>
-        <w:rPr>
-          <w:lang w:val="es_ES" w:bidi="es_ES"/>
-        </w:rPr>
-      </w:r>
-      <w:r>
-        <w:rPr>
-          <w:lang w:val="es_ES" w:bidi="es_ES"/>
-        </w:rPr>
-      </w:r>
-    </w:p>
-    <w:p>
-      <w:pPr/>
-      <w:r>
-        <w:rPr>
-          <w:lang w:val="es_ES" w:bidi="es_ES"/>
-        </w:rPr>
-      </w:r>
-    </w:p>
-    <w:p>
-      <w:pPr/>
-      <w:r>
-        <w:rPr>
-          <w:lang w:val="es_ES" w:bidi="es_ES"/>
-        </w:rPr>
-      </w:r>
-      <w:r>
-        <w:rPr>
-          <w:vertAlign w:val="superscript"/>
-          <w:lang w:val="es_ES" w:bidi="es_ES"/>
-        </w:rPr>
-        <w:t>10</w:t>
-      </w:r>
-      <w:r>
-        <w:rPr>
-          <w:lang w:val="es_ES" w:bidi="es_ES"/>
-        </w:rPr>
-        <w:t xml:space="preserve"> Porque hay aún muchos contumaces, habladores de vanidades, y engañadores de las almas, mayormente los que son de la circuncisión,</w:t>
-      </w:r>
-      <w:r>
-        <w:rPr>
-          <w:lang w:val="es_ES" w:bidi="es_ES"/>
-        </w:rPr>
-      </w:r>
-      <w:r>
-        <w:rPr>
-          <w:lang w:val="es_ES" w:bidi="es_ES"/>
-        </w:rPr>
-      </w:r>
-    </w:p>
-    <w:p>
-      <w:pPr/>
-      <w:r>
-        <w:rPr>
-          <w:lang w:val="es_ES" w:bidi="es_ES"/>
-        </w:rPr>
-      </w:r>
-    </w:p>
-    <w:p>
-      <w:pPr/>
-      <w:r>
-        <w:rPr>
-          <w:lang w:val="es_ES" w:bidi="es_ES"/>
-        </w:rPr>
-      </w:r>
-      <w:r>
-        <w:rPr>
-          <w:vertAlign w:val="superscript"/>
-          <w:lang w:val="es_ES" w:bidi="es_ES"/>
-        </w:rPr>
-        <w:t>11</w:t>
-      </w:r>
-      <w:r>
-        <w:rPr>
-          <w:lang w:val="es_ES" w:bidi="es_ES"/>
-        </w:rPr>
-        <w:t xml:space="preserve"> A los cuales es preciso tapar la boca; que trastornan casas enteras; enseñando lo que no conviene, por torpe ganancia.</w:t>
-      </w:r>
-      <w:r>
-        <w:rPr>
-          <w:lang w:val="es_ES" w:bidi="es_ES"/>
-        </w:rPr>
-      </w:r>
-      <w:r>
-        <w:rPr>
-          <w:lang w:val="es_ES" w:bidi="es_ES"/>
-        </w:rPr>
-      </w:r>
-    </w:p>
-    <w:p>
-      <w:pPr/>
-      <w:r>
-        <w:rPr>
-          <w:lang w:val="es_ES" w:bidi="es_ES"/>
-        </w:rPr>
-      </w:r>
-    </w:p>
-    <w:p>
-      <w:pPr/>
-      <w:r>
-        <w:rPr>
-          <w:lang w:val="es_ES" w:bidi="es_ES"/>
-        </w:rPr>
-      </w:r>
-      <w:r>
-        <w:rPr>
-          <w:vertAlign w:val="superscript"/>
-          <w:lang w:val="es_ES" w:bidi="es_ES"/>
-        </w:rPr>
-        <w:t>12</w:t>
-      </w:r>
-      <w:r>
-        <w:rPr>
-          <w:lang w:val="es_ES" w:bidi="es_ES"/>
-        </w:rPr>
-        <w:t xml:space="preserve"> Dijo uno de ellos, propio profeta de ellos: Los Cretenses, siempre mentirosos, malas bestias, vientres perezosos.</w:t>
-      </w:r>
-      <w:r>
-        <w:rPr>
-          <w:lang w:val="es_ES" w:bidi="es_ES"/>
-        </w:rPr>
-      </w:r>
-      <w:r>
-        <w:rPr>
-          <w:lang w:val="es_ES" w:bidi="es_ES"/>
-        </w:rPr>
-      </w:r>
-    </w:p>
-    <w:p>
-      <w:pPr/>
-      <w:r>
-        <w:rPr>
-          <w:lang w:val="es_ES" w:bidi="es_ES"/>
-        </w:rPr>
-      </w:r>
-    </w:p>
-    <w:p>
-      <w:pPr/>
-      <w:r>
-        <w:rPr>
-          <w:lang w:val="es_ES" w:bidi="es_ES"/>
-        </w:rPr>
-      </w:r>
-      <w:r>
-        <w:rPr>
-          <w:vertAlign w:val="superscript"/>
-          <w:lang w:val="es_ES" w:bidi="es_ES"/>
-        </w:rPr>
-        <w:t>13</w:t>
-      </w:r>
-      <w:r>
-        <w:rPr>
-          <w:lang w:val="es_ES" w:bidi="es_ES"/>
-        </w:rPr>
-        <w:t xml:space="preserve"> Este testimonio es verdadero: por tanto, repréndelos duramente, para que sean sanos en la fe,</w:t>
-      </w:r>
-      <w:r>
-        <w:rPr>
-          <w:lang w:val="es_ES" w:bidi="es_ES"/>
-        </w:rPr>
-      </w:r>
-      <w:r>
-        <w:rPr>
-          <w:lang w:val="es_ES" w:bidi="es_ES"/>
-        </w:rPr>
-      </w:r>
-    </w:p>
-    <w:p>
-      <w:pPr/>
-      <w:r>
-        <w:rPr>
-          <w:lang w:val="es_ES" w:bidi="es_ES"/>
-        </w:rPr>
-      </w:r>
-    </w:p>
-    <w:p>
-      <w:pPr/>
-      <w:r>
-        <w:rPr>
-          <w:lang w:val="es_ES" w:bidi="es_ES"/>
-        </w:rPr>
-      </w:r>
-      <w:r>
-        <w:rPr>
-          <w:vertAlign w:val="superscript"/>
-          <w:lang w:val="es_ES" w:bidi="es_ES"/>
-        </w:rPr>
-        <w:t>14</w:t>
-      </w:r>
-      <w:r>
-        <w:rPr>
-          <w:lang w:val="es_ES" w:bidi="es_ES"/>
-        </w:rPr>
-        <w:t xml:space="preserve"> No atendiendo á fábulas judaicas, y á mandamientos de hombres que se apartan de la verdad.</w:t>
-      </w:r>
-      <w:r>
-        <w:rPr>
-          <w:lang w:val="es_ES" w:bidi="es_ES"/>
-        </w:rPr>
-      </w:r>
-      <w:r>
-        <w:rPr>
-          <w:lang w:val="es_ES" w:bidi="es_ES"/>
-        </w:rPr>
-      </w:r>
-    </w:p>
-    <w:p>
-      <w:pPr/>
-      <w:r>
-        <w:rPr>
-          <w:lang w:val="es_ES" w:bidi="es_ES"/>
-        </w:rPr>
-      </w:r>
-    </w:p>
-    <w:p>
-      <w:pPr/>
-      <w:r>
-        <w:rPr>
-          <w:lang w:val="es_ES" w:bidi="es_ES"/>
-        </w:rPr>
-      </w:r>
-      <w:r>
-        <w:rPr>
-          <w:vertAlign w:val="superscript"/>
-          <w:lang w:val="es_ES" w:bidi="es_ES"/>
-        </w:rPr>
         <w:t>15</w:t>
       </w:r>
       <w:r>
         <w:rPr>
           <w:lang w:val="es_ES" w:bidi="es_ES"/>
         </w:rPr>
-        <w:t xml:space="preserve"> Todas las cosas son limpias á los limpios; mas á los contaminados é infieles nada es limpio: antes su alma y conciencia están contaminadas.</w:t>
-      </w:r>
-      <w:r>
-        <w:rPr>
-          <w:lang w:val="es_ES" w:bidi="es_ES"/>
-        </w:rPr>
-      </w:r>
-      <w:r>
-        <w:rPr>
-          <w:lang w:val="es_ES" w:bidi="es_ES"/>
-        </w:rPr>
-      </w:r>
-    </w:p>
-    <w:p>
-      <w:pPr/>
-      <w:r>
-        <w:rPr>
-          <w:lang w:val="es_ES" w:bidi="es_ES"/>
-        </w:rPr>
-      </w:r>
-    </w:p>
-    <w:p>
-      <w:pPr/>
-      <w:r>
-        <w:rPr>
-          <w:lang w:val="es_ES" w:bidi="es_ES"/>
-        </w:rPr>
-      </w:r>
-      <w:r>
-        <w:rPr>
-          <w:vertAlign w:val="superscript"/>
-          <w:lang w:val="es_ES" w:bidi="es_ES"/>
-        </w:rPr>
-        <w:t>16</w:t>
-      </w:r>
-      <w:r>
-        <w:rPr>
-          <w:lang w:val="es_ES" w:bidi="es_ES"/>
-        </w:rPr>
-        <w:t xml:space="preserve"> Profésanse conocer á Dios; mas con los hechos lo niegan, siendo abominables y rebeldes, reprobados para toda buena obra.</w:t>
-      </w:r>
-      <w:r>
-        <w:rPr>
-          <w:lang w:val="es_ES" w:bidi="es_ES"/>
-        </w:rPr>
-      </w:r>
-      <w:r>
-        <w:rPr>
-          <w:lang w:val="es_ES" w:bidi="es_ES"/>
-        </w:rPr>
-      </w:r>
-    </w:p>
-    <w:p>
-      <w:pPr/>
-      <w:r>
-        <w:rPr>
-          <w:lang w:val="es_ES" w:bidi="es_ES"/>
-        </w:rPr>
-      </w:r>
-    </w:p>
-    <w:p>
-      <w:pPr>
-        <w:pStyle w:val="Heading2"/>
-      </w:pPr>
-      <w:r>
-        <w:rPr>
-          <w:lang w:val="es_ES" w:bidi="es_ES"/>
-        </w:rPr>
-        <w:t>Titus 2:1</w:t>
-      </w:r>
-      <w:r>
-        <w:rPr>
-          <w:lang w:val="es_ES" w:bidi="es_ES"/>
-        </w:rPr>
-      </w:r>
-    </w:p>
-    <w:p>
-      <w:pPr/>
-      <w:r>
-        <w:rPr>
-          <w:lang w:val="es_ES" w:bidi="es_ES"/>
-        </w:rPr>
-      </w:r>
-      <w:r>
-        <w:rPr>
-          <w:vertAlign w:val="superscript"/>
-          <w:lang w:val="es_ES" w:bidi="es_ES"/>
-        </w:rPr>
-        <w:t>1</w:t>
-      </w:r>
-      <w:r>
-        <w:rPr>
-          <w:lang w:val="es_ES" w:bidi="es_ES"/>
-        </w:rPr>
-        <w:t xml:space="preserve"> EMPERO tú, habla lo que conviene á la sana doctrina:</w:t>
-      </w:r>
-      <w:r>
-        <w:rPr>
-          <w:lang w:val="es_ES" w:bidi="es_ES"/>
-        </w:rPr>
-      </w:r>
-      <w:r>
-        <w:rPr>
-          <w:lang w:val="es_ES" w:bidi="es_ES"/>
-        </w:rPr>
-      </w:r>
-    </w:p>
-    <w:p>
-      <w:pPr/>
-      <w:r>
-        <w:rPr>
-          <w:lang w:val="es_ES" w:bidi="es_ES"/>
-        </w:rPr>
-      </w:r>
-    </w:p>
-    <w:p>
-      <w:pPr/>
-      <w:r>
-        <w:rPr>
-          <w:lang w:val="es_ES" w:bidi="es_ES"/>
-        </w:rPr>
-      </w:r>
-      <w:r>
-        <w:rPr>
-          <w:vertAlign w:val="superscript"/>
-          <w:lang w:val="es_ES" w:bidi="es_ES"/>
-        </w:rPr>
-        <w:t>2</w:t>
-      </w:r>
-      <w:r>
-        <w:rPr>
-          <w:lang w:val="es_ES" w:bidi="es_ES"/>
-        </w:rPr>
-        <w:t xml:space="preserve"> Que los viejos sean templados, graves, prudentes, sanos en la fe, en la caridad, en la paciencia.</w:t>
-      </w:r>
-      <w:r>
-        <w:rPr>
-          <w:lang w:val="es_ES" w:bidi="es_ES"/>
-        </w:rPr>
-      </w:r>
-      <w:r>
-        <w:rPr>
-          <w:lang w:val="es_ES" w:bidi="es_ES"/>
-        </w:rPr>
-      </w:r>
-    </w:p>
-    <w:p>
-      <w:pPr/>
-      <w:r>
-        <w:rPr>
-          <w:lang w:val="es_ES" w:bidi="es_ES"/>
-        </w:rPr>
-      </w:r>
-    </w:p>
-    <w:p>
-      <w:pPr/>
-      <w:r>
-        <w:rPr>
-          <w:lang w:val="es_ES" w:bidi="es_ES"/>
-        </w:rPr>
-      </w:r>
-      <w:r>
-        <w:rPr>
-          <w:vertAlign w:val="superscript"/>
-          <w:lang w:val="es_ES" w:bidi="es_ES"/>
-        </w:rPr>
-        <w:t>3</w:t>
-      </w:r>
-      <w:r>
-        <w:rPr>
-          <w:lang w:val="es_ES" w:bidi="es_ES"/>
-        </w:rPr>
-        <w:t xml:space="preserve"> Las viejas, asimismo, se distingan en un porte santo; no calumniadoras, no dadas á mucho vino, maestras de honestidad:</w:t>
-      </w:r>
-      <w:r>
-        <w:rPr>
-          <w:lang w:val="es_ES" w:bidi="es_ES"/>
-        </w:rPr>
-      </w:r>
-      <w:r>
-        <w:rPr>
-          <w:lang w:val="es_ES" w:bidi="es_ES"/>
-        </w:rPr>
-      </w:r>
-    </w:p>
-    <w:p>
-      <w:pPr/>
-      <w:r>
-        <w:rPr>
-          <w:lang w:val="es_ES" w:bidi="es_ES"/>
-        </w:rPr>
-      </w:r>
-    </w:p>
-    <w:p>
-      <w:pPr/>
-      <w:r>
-        <w:rPr>
-          <w:lang w:val="es_ES" w:bidi="es_ES"/>
-        </w:rPr>
-      </w:r>
-      <w:r>
-        <w:rPr>
-          <w:vertAlign w:val="superscript"/>
-          <w:lang w:val="es_ES" w:bidi="es_ES"/>
-        </w:rPr>
-        <w:t>4</w:t>
-      </w:r>
-      <w:r>
-        <w:rPr>
-          <w:lang w:val="es_ES" w:bidi="es_ES"/>
-        </w:rPr>
-        <w:t xml:space="preserve"> Que enseñen á las mujeres jóvenes á ser prudentes, á que amen á sus maridos, á que amen á sus hijos,</w:t>
-      </w:r>
-      <w:r>
-        <w:rPr>
-          <w:lang w:val="es_ES" w:bidi="es_ES"/>
-        </w:rPr>
-      </w:r>
-      <w:r>
-        <w:rPr>
-          <w:lang w:val="es_ES" w:bidi="es_ES"/>
-        </w:rPr>
-      </w:r>
-    </w:p>
-    <w:p>
-      <w:pPr/>
-      <w:r>
-        <w:rPr>
-          <w:lang w:val="es_ES" w:bidi="es_ES"/>
-        </w:rPr>
-      </w:r>
-    </w:p>
-    <w:p>
-      <w:pPr/>
-      <w:r>
-        <w:rPr>
-          <w:lang w:val="es_ES" w:bidi="es_ES"/>
-        </w:rPr>
-      </w:r>
-      <w:r>
-        <w:rPr>
-          <w:vertAlign w:val="superscript"/>
-          <w:lang w:val="es_ES" w:bidi="es_ES"/>
-        </w:rPr>
-        <w:t>5</w:t>
-      </w:r>
-      <w:r>
-        <w:rPr>
-          <w:lang w:val="es_ES" w:bidi="es_ES"/>
-        </w:rPr>
-        <w:t xml:space="preserve"> A ser templadas, castas, que tengan cuidado de la casa, buenas, sujetas á sus maridos; porque la palabra de Dios no sea blasfemada.</w:t>
-      </w:r>
-      <w:r>
-        <w:rPr>
-          <w:lang w:val="es_ES" w:bidi="es_ES"/>
-        </w:rPr>
-      </w:r>
-      <w:r>
-        <w:rPr>
-          <w:lang w:val="es_ES" w:bidi="es_ES"/>
-        </w:rPr>
-      </w:r>
-    </w:p>
-    <w:p>
-      <w:pPr/>
-      <w:r>
-        <w:rPr>
-          <w:lang w:val="es_ES" w:bidi="es_ES"/>
-        </w:rPr>
-      </w:r>
-    </w:p>
-    <w:p>
-      <w:pPr/>
-      <w:r>
-        <w:rPr>
-          <w:lang w:val="es_ES" w:bidi="es_ES"/>
-        </w:rPr>
-      </w:r>
-      <w:r>
-        <w:rPr>
-          <w:vertAlign w:val="superscript"/>
-          <w:lang w:val="es_ES" w:bidi="es_ES"/>
-        </w:rPr>
-        <w:t>6</w:t>
-      </w:r>
-      <w:r>
-        <w:rPr>
-          <w:lang w:val="es_ES" w:bidi="es_ES"/>
-        </w:rPr>
-        <w:t xml:space="preserve"> Exhorta asimismo á los mancebos á que sean comedidos;</w:t>
-      </w:r>
-      <w:r>
-        <w:rPr>
-          <w:lang w:val="es_ES" w:bidi="es_ES"/>
-        </w:rPr>
-      </w:r>
-      <w:r>
-        <w:rPr>
-          <w:lang w:val="es_ES" w:bidi="es_ES"/>
-        </w:rPr>
-      </w:r>
-    </w:p>
-    <w:p>
-      <w:pPr/>
-      <w:r>
-        <w:rPr>
-          <w:lang w:val="es_ES" w:bidi="es_ES"/>
-        </w:rPr>
-      </w:r>
-    </w:p>
-    <w:p>
-      <w:pPr/>
-      <w:r>
-        <w:rPr>
-          <w:lang w:val="es_ES" w:bidi="es_ES"/>
-        </w:rPr>
-      </w:r>
-      <w:r>
-        <w:rPr>
-          <w:vertAlign w:val="superscript"/>
-          <w:lang w:val="es_ES" w:bidi="es_ES"/>
-        </w:rPr>
-        <w:t>7</w:t>
-      </w:r>
-      <w:r>
-        <w:rPr>
-          <w:lang w:val="es_ES" w:bidi="es_ES"/>
-        </w:rPr>
-        <w:t xml:space="preserve"> Mostrándote en todo por ejemplo de buenas obras; en doctrina haciendo ver integridad, gravedad,</w:t>
-      </w:r>
-      <w:r>
-        <w:rPr>
-          <w:lang w:val="es_ES" w:bidi="es_ES"/>
-        </w:rPr>
-      </w:r>
-      <w:r>
-        <w:rPr>
-          <w:lang w:val="es_ES" w:bidi="es_ES"/>
-        </w:rPr>
-      </w:r>
-    </w:p>
-    <w:p>
-      <w:pPr/>
-      <w:r>
-        <w:rPr>
-          <w:lang w:val="es_ES" w:bidi="es_ES"/>
-        </w:rPr>
-      </w:r>
-    </w:p>
-    <w:p>
-      <w:pPr/>
-      <w:r>
-        <w:rPr>
-          <w:lang w:val="es_ES" w:bidi="es_ES"/>
-        </w:rPr>
-      </w:r>
-      <w:r>
-        <w:rPr>
-          <w:vertAlign w:val="superscript"/>
-          <w:lang w:val="es_ES" w:bidi="es_ES"/>
-        </w:rPr>
-        <w:t>8</w:t>
-      </w:r>
-      <w:r>
-        <w:rPr>
-          <w:lang w:val="es_ES" w:bidi="es_ES"/>
-        </w:rPr>
-        <w:t xml:space="preserve"> Palabra sana, é irreprensible; que el adversario se avergüence, no teniendo mal ninguno que decir de vosotros.</w:t>
-      </w:r>
-      <w:r>
-        <w:rPr>
-          <w:lang w:val="es_ES" w:bidi="es_ES"/>
-        </w:rPr>
-      </w:r>
-      <w:r>
-        <w:rPr>
-          <w:lang w:val="es_ES" w:bidi="es_ES"/>
-        </w:rPr>
-      </w:r>
-    </w:p>
-    <w:p>
-      <w:pPr/>
-      <w:r>
-        <w:rPr>
-          <w:lang w:val="es_ES" w:bidi="es_ES"/>
-        </w:rPr>
-      </w:r>
-    </w:p>
-    <w:p>
-      <w:pPr/>
-      <w:r>
-        <w:rPr>
-          <w:lang w:val="es_ES" w:bidi="es_ES"/>
-        </w:rPr>
-      </w:r>
-      <w:r>
-        <w:rPr>
-          <w:vertAlign w:val="superscript"/>
-          <w:lang w:val="es_ES" w:bidi="es_ES"/>
-        </w:rPr>
-        <w:t>9</w:t>
-      </w:r>
-      <w:r>
-        <w:rPr>
-          <w:lang w:val="es_ES" w:bidi="es_ES"/>
-        </w:rPr>
-        <w:t xml:space="preserve"> Exhorta á los siervos á que sean sujetos á sus señores, que agraden en todo, no respondones;</w:t>
-      </w:r>
-      <w:r>
-        <w:rPr>
-          <w:lang w:val="es_ES" w:bidi="es_ES"/>
-        </w:rPr>
-      </w:r>
-      <w:r>
-        <w:rPr>
-          <w:lang w:val="es_ES" w:bidi="es_ES"/>
-        </w:rPr>
-      </w:r>
-    </w:p>
-    <w:p>
-      <w:pPr/>
-      <w:r>
-        <w:rPr>
-          <w:lang w:val="es_ES" w:bidi="es_ES"/>
-        </w:rPr>
-      </w:r>
-    </w:p>
-    <w:p>
-      <w:pPr/>
-      <w:r>
-        <w:rPr>
-          <w:lang w:val="es_ES" w:bidi="es_ES"/>
-        </w:rPr>
-      </w:r>
-      <w:r>
-        <w:rPr>
-          <w:vertAlign w:val="superscript"/>
-          <w:lang w:val="es_ES" w:bidi="es_ES"/>
-        </w:rPr>
-        <w:t>10</w:t>
-      </w:r>
-      <w:r>
-        <w:rPr>
-          <w:lang w:val="es_ES" w:bidi="es_ES"/>
-        </w:rPr>
-        <w:t xml:space="preserve"> No defraudando, antes mostrando toda buena lealtad, para que adornen en todo la doctrina de nuestro Salvador Dios.</w:t>
-      </w:r>
-      <w:r>
-        <w:rPr>
-          <w:lang w:val="es_ES" w:bidi="es_ES"/>
-        </w:rPr>
-      </w:r>
-      <w:r>
-        <w:rPr>
-          <w:lang w:val="es_ES" w:bidi="es_ES"/>
-        </w:rPr>
-      </w:r>
-    </w:p>
-    <w:p>
-      <w:pPr/>
-      <w:r>
-        <w:rPr>
-          <w:lang w:val="es_ES" w:bidi="es_ES"/>
-        </w:rPr>
-      </w:r>
-    </w:p>
-    <w:p>
-      <w:pPr/>
-      <w:r>
-        <w:rPr>
-          <w:lang w:val="es_ES" w:bidi="es_ES"/>
-        </w:rPr>
-      </w:r>
-      <w:r>
-        <w:rPr>
-          <w:vertAlign w:val="superscript"/>
-          <w:lang w:val="es_ES" w:bidi="es_ES"/>
-        </w:rPr>
-        <w:t>11</w:t>
-      </w:r>
-      <w:r>
-        <w:rPr>
-          <w:lang w:val="es_ES" w:bidi="es_ES"/>
-        </w:rPr>
-        <w:t xml:space="preserve"> Porque la gracia de Dios que trae salvación á todos los hombres, se manifestó,</w:t>
-      </w:r>
-      <w:r>
-        <w:rPr>
-          <w:lang w:val="es_ES" w:bidi="es_ES"/>
-        </w:rPr>
-      </w:r>
-      <w:r>
-        <w:rPr>
-          <w:lang w:val="es_ES" w:bidi="es_ES"/>
-        </w:rPr>
-      </w:r>
-    </w:p>
-    <w:p>
-      <w:pPr/>
-      <w:r>
-        <w:rPr>
-          <w:lang w:val="es_ES" w:bidi="es_ES"/>
-        </w:rPr>
-      </w:r>
-    </w:p>
-    <w:p>
-      <w:pPr/>
-      <w:r>
-        <w:rPr>
-          <w:lang w:val="es_ES" w:bidi="es_ES"/>
-        </w:rPr>
-      </w:r>
-      <w:r>
-        <w:rPr>
-          <w:vertAlign w:val="superscript"/>
-          <w:lang w:val="es_ES" w:bidi="es_ES"/>
-        </w:rPr>
-        <w:t>12</w:t>
-      </w:r>
-      <w:r>
-        <w:rPr>
-          <w:lang w:val="es_ES" w:bidi="es_ES"/>
-        </w:rPr>
-        <w:t xml:space="preserve"> Enseñándonos que, renunciando á la impiedad y á los deseos mundanos, vivamos en este siglo templada, y justa, y píamente,</w:t>
-      </w:r>
-      <w:r>
-        <w:rPr>
-          <w:lang w:val="es_ES" w:bidi="es_ES"/>
-        </w:rPr>
-      </w:r>
-      <w:r>
-        <w:rPr>
-          <w:lang w:val="es_ES" w:bidi="es_ES"/>
-        </w:rPr>
-      </w:r>
-    </w:p>
-    <w:p>
-      <w:pPr/>
-      <w:r>
-        <w:rPr>
-          <w:lang w:val="es_ES" w:bidi="es_ES"/>
-        </w:rPr>
-      </w:r>
-    </w:p>
-    <w:p>
-      <w:pPr/>
-      <w:r>
-        <w:rPr>
-          <w:lang w:val="es_ES" w:bidi="es_ES"/>
-        </w:rPr>
-      </w:r>
-      <w:r>
-        <w:rPr>
-          <w:vertAlign w:val="superscript"/>
-          <w:lang w:val="es_ES" w:bidi="es_ES"/>
-        </w:rPr>
-        <w:t>13</w:t>
-      </w:r>
-      <w:r>
-        <w:rPr>
-          <w:lang w:val="es_ES" w:bidi="es_ES"/>
-        </w:rPr>
-        <w:t xml:space="preserve"> Esperando aquella esperanza bienaventurada, y la manifestación gloriosa del gran Dios y Salvador nuestro Jesucristo,</w:t>
-      </w:r>
-      <w:r>
-        <w:rPr>
-          <w:lang w:val="es_ES" w:bidi="es_ES"/>
-        </w:rPr>
-      </w:r>
-      <w:r>
-        <w:rPr>
-          <w:lang w:val="es_ES" w:bidi="es_ES"/>
-        </w:rPr>
-      </w:r>
-    </w:p>
-    <w:p>
-      <w:pPr/>
-      <w:r>
-        <w:rPr>
-          <w:lang w:val="es_ES" w:bidi="es_ES"/>
-        </w:rPr>
-      </w:r>
-    </w:p>
-    <w:p>
-      <w:pPr/>
-      <w:r>
-        <w:rPr>
-          <w:lang w:val="es_ES" w:bidi="es_ES"/>
-        </w:rPr>
-      </w:r>
-      <w:r>
-        <w:rPr>
-          <w:vertAlign w:val="superscript"/>
-          <w:lang w:val="es_ES" w:bidi="es_ES"/>
-        </w:rPr>
-        <w:t>14</w:t>
-      </w:r>
-      <w:r>
-        <w:rPr>
-          <w:lang w:val="es_ES" w:bidi="es_ES"/>
-        </w:rPr>
-        <w:t xml:space="preserve"> Que se dió á sí mismo por nosotros para redimirnos de toda iniquidad, y limpiar para sí un pueblo propio, celoso de buenas obras.</w:t>
-      </w:r>
-      <w:r>
-        <w:rPr>
-          <w:lang w:val="es_ES" w:bidi="es_ES"/>
-        </w:rPr>
-      </w:r>
-      <w:r>
-        <w:rPr>
-          <w:lang w:val="es_ES" w:bidi="es_ES"/>
-        </w:rPr>
-      </w:r>
-    </w:p>
-    <w:p>
-      <w:pPr/>
-      <w:r>
-        <w:rPr>
-          <w:lang w:val="es_ES" w:bidi="es_ES"/>
-        </w:rPr>
-      </w:r>
-    </w:p>
-    <w:p>
-      <w:pPr/>
-      <w:r>
-        <w:rPr>
-          <w:lang w:val="es_ES" w:bidi="es_ES"/>
-        </w:rPr>
-      </w:r>
-      <w:r>
-        <w:rPr>
-          <w:vertAlign w:val="superscript"/>
-          <w:lang w:val="es_ES" w:bidi="es_ES"/>
-        </w:rPr>
-        <w:t>15</w:t>
-      </w:r>
-      <w:r>
-        <w:rPr>
-          <w:lang w:val="es_ES" w:bidi="es_ES"/>
-        </w:rPr>
-        <w:t xml:space="preserve"> Esto habla y exhorta, y reprende con toda autoridad. Nadie te desprecie.</w:t>
-      </w:r>
-      <w:r>
-        <w:rPr>
-          <w:lang w:val="es_ES" w:bidi="es_ES"/>
-        </w:rPr>
-      </w:r>
-      <w:r>
-        <w:rPr>
-          <w:lang w:val="es_ES" w:bidi="es_ES"/>
-        </w:rPr>
-      </w:r>
-    </w:p>
-    <w:p>
-      <w:pPr/>
-      <w:r>
-        <w:rPr>
-          <w:lang w:val="es_ES" w:bidi="es_ES"/>
-        </w:rPr>
-      </w:r>
-    </w:p>
-    <w:p>
-      <w:pPr>
-        <w:pStyle w:val="Heading2"/>
-      </w:pPr>
-      <w:r>
-        <w:rPr>
-          <w:lang w:val="es_ES" w:bidi="es_ES"/>
-        </w:rPr>
-        <w:t>Titus 3:1</w:t>
-      </w:r>
-      <w:r>
-        <w:rPr>
-          <w:lang w:val="es_ES" w:bidi="es_ES"/>
-        </w:rPr>
-      </w:r>
-    </w:p>
-    <w:p>
-      <w:pPr/>
-      <w:r>
-        <w:rPr>
-          <w:lang w:val="es_ES" w:bidi="es_ES"/>
-        </w:rPr>
-      </w:r>
-      <w:r>
-        <w:rPr>
-          <w:vertAlign w:val="superscript"/>
-          <w:lang w:val="es_ES" w:bidi="es_ES"/>
-        </w:rPr>
-        <w:t>1</w:t>
-      </w:r>
-      <w:r>
-        <w:rPr>
-          <w:lang w:val="es_ES" w:bidi="es_ES"/>
-        </w:rPr>
-        <w:t xml:space="preserve"> AMONÉSTALES que se sujeten á los príncipes y potestades, que obedezcan, que estén prontos á toda buena obra.</w:t>
-      </w:r>
-      <w:r>
-        <w:rPr>
-          <w:lang w:val="es_ES" w:bidi="es_ES"/>
-        </w:rPr>
-      </w:r>
-      <w:r>
-        <w:rPr>
-          <w:lang w:val="es_ES" w:bidi="es_ES"/>
-        </w:rPr>
-      </w:r>
-    </w:p>
-    <w:p>
-      <w:pPr/>
-      <w:r>
-        <w:rPr>
-          <w:lang w:val="es_ES" w:bidi="es_ES"/>
-        </w:rPr>
-      </w:r>
-    </w:p>
-    <w:p>
-      <w:pPr/>
-      <w:r>
-        <w:rPr>
-          <w:lang w:val="es_ES" w:bidi="es_ES"/>
-        </w:rPr>
-      </w:r>
-      <w:r>
-        <w:rPr>
-          <w:vertAlign w:val="superscript"/>
-          <w:lang w:val="es_ES" w:bidi="es_ES"/>
-        </w:rPr>
-        <w:t>2</w:t>
-      </w:r>
-      <w:r>
-        <w:rPr>
-          <w:lang w:val="es_ES" w:bidi="es_ES"/>
-        </w:rPr>
-        <w:t xml:space="preserve"> Que á nadie infamen, que no sean pendencieros, sino modestos, mostrando toda mansedumbre para con todos los hombres.</w:t>
-      </w:r>
-      <w:r>
-        <w:rPr>
-          <w:lang w:val="es_ES" w:bidi="es_ES"/>
-        </w:rPr>
-      </w:r>
-      <w:r>
-        <w:rPr>
-          <w:lang w:val="es_ES" w:bidi="es_ES"/>
-        </w:rPr>
-      </w:r>
-    </w:p>
-    <w:p>
-      <w:pPr/>
-      <w:r>
-        <w:rPr>
-          <w:lang w:val="es_ES" w:bidi="es_ES"/>
-        </w:rPr>
-      </w:r>
-    </w:p>
-    <w:p>
-      <w:pPr/>
-      <w:r>
-        <w:rPr>
-          <w:lang w:val="es_ES" w:bidi="es_ES"/>
-        </w:rPr>
-      </w:r>
-      <w:r>
-        <w:rPr>
-          <w:vertAlign w:val="superscript"/>
-          <w:lang w:val="es_ES" w:bidi="es_ES"/>
-        </w:rPr>
-        <w:t>3</w:t>
-      </w:r>
-      <w:r>
-        <w:rPr>
-          <w:lang w:val="es_ES" w:bidi="es_ES"/>
-        </w:rPr>
-        <w:t xml:space="preserve"> Porque también éramos nosotros necios en otro tiempo, rebeldes, extraviados, sirviendo á concupiscencias y deleites diversos, viviendo en malicia y en envidia, aborrecibles, aborreciendo los unos á los otros.</w:t>
-      </w:r>
-      <w:r>
-        <w:rPr>
-          <w:lang w:val="es_ES" w:bidi="es_ES"/>
-        </w:rPr>
-      </w:r>
-      <w:r>
-        <w:rPr>
-          <w:lang w:val="es_ES" w:bidi="es_ES"/>
-        </w:rPr>
-      </w:r>
-    </w:p>
-    <w:p>
-      <w:pPr/>
-      <w:r>
-        <w:rPr>
-          <w:lang w:val="es_ES" w:bidi="es_ES"/>
-        </w:rPr>
-      </w:r>
-    </w:p>
-    <w:p>
-      <w:pPr/>
-      <w:r>
-        <w:rPr>
-          <w:lang w:val="es_ES" w:bidi="es_ES"/>
-        </w:rPr>
-      </w:r>
-      <w:r>
-        <w:rPr>
-          <w:vertAlign w:val="superscript"/>
-          <w:lang w:val="es_ES" w:bidi="es_ES"/>
-        </w:rPr>
-        <w:t>4</w:t>
-      </w:r>
-      <w:r>
-        <w:rPr>
-          <w:lang w:val="es_ES" w:bidi="es_ES"/>
-        </w:rPr>
-        <w:t xml:space="preserve"> Mas cuando se manifestó la bondad de Dios nuestro Salvador, y su amor para con los hombres,</w:t>
-      </w:r>
-      <w:r>
-        <w:rPr>
-          <w:lang w:val="es_ES" w:bidi="es_ES"/>
-        </w:rPr>
-      </w:r>
-      <w:r>
-        <w:rPr>
-          <w:lang w:val="es_ES" w:bidi="es_ES"/>
-        </w:rPr>
-      </w:r>
-    </w:p>
-    <w:p>
-      <w:pPr/>
-      <w:r>
-        <w:rPr>
-          <w:lang w:val="es_ES" w:bidi="es_ES"/>
-        </w:rPr>
-      </w:r>
-    </w:p>
-    <w:p>
-      <w:pPr/>
-      <w:r>
-        <w:rPr>
-          <w:lang w:val="es_ES" w:bidi="es_ES"/>
-        </w:rPr>
-      </w:r>
-      <w:r>
-        <w:rPr>
-          <w:vertAlign w:val="superscript"/>
-          <w:lang w:val="es_ES" w:bidi="es_ES"/>
-        </w:rPr>
-        <w:t>5</w:t>
-      </w:r>
-      <w:r>
-        <w:rPr>
-          <w:lang w:val="es_ES" w:bidi="es_ES"/>
-        </w:rPr>
-        <w:t xml:space="preserve"> No por obras de justicia que nosotros habíamos hecho, mas por su misericordia nos salvó, por el lavacro de la regeneración, y de la renovación del Espíritu Santo;</w:t>
-      </w:r>
-      <w:r>
-        <w:rPr>
-          <w:lang w:val="es_ES" w:bidi="es_ES"/>
-        </w:rPr>
-      </w:r>
-      <w:r>
-        <w:rPr>
-          <w:lang w:val="es_ES" w:bidi="es_ES"/>
-        </w:rPr>
-      </w:r>
-    </w:p>
-    <w:p>
-      <w:pPr/>
-      <w:r>
-        <w:rPr>
-          <w:lang w:val="es_ES" w:bidi="es_ES"/>
-        </w:rPr>
-      </w:r>
-    </w:p>
-    <w:p>
-      <w:pPr/>
-      <w:r>
-        <w:rPr>
-          <w:lang w:val="es_ES" w:bidi="es_ES"/>
-        </w:rPr>
-      </w:r>
-      <w:r>
-        <w:rPr>
-          <w:vertAlign w:val="superscript"/>
-          <w:lang w:val="es_ES" w:bidi="es_ES"/>
-        </w:rPr>
-        <w:t>6</w:t>
-      </w:r>
-      <w:r>
-        <w:rPr>
-          <w:lang w:val="es_ES" w:bidi="es_ES"/>
-        </w:rPr>
-        <w:t xml:space="preserve"> El cual derramó en nosotros abundantemente por Jesucristo nuestro Salvador,</w:t>
-      </w:r>
-      <w:r>
-        <w:rPr>
-          <w:lang w:val="es_ES" w:bidi="es_ES"/>
-        </w:rPr>
-      </w:r>
-      <w:r>
-        <w:rPr>
-          <w:lang w:val="es_ES" w:bidi="es_ES"/>
-        </w:rPr>
-      </w:r>
-    </w:p>
-    <w:p>
-      <w:pPr/>
-      <w:r>
-        <w:rPr>
-          <w:lang w:val="es_ES" w:bidi="es_ES"/>
-        </w:rPr>
-      </w:r>
-    </w:p>
-    <w:p>
-      <w:pPr/>
-      <w:r>
-        <w:rPr>
-          <w:lang w:val="es_ES" w:bidi="es_ES"/>
-        </w:rPr>
-      </w:r>
-      <w:r>
-        <w:rPr>
-          <w:vertAlign w:val="superscript"/>
-          <w:lang w:val="es_ES" w:bidi="es_ES"/>
-        </w:rPr>
-        <w:t>7</w:t>
-      </w:r>
-      <w:r>
-        <w:rPr>
-          <w:lang w:val="es_ES" w:bidi="es_ES"/>
-        </w:rPr>
-        <w:t xml:space="preserve"> Para que, justificados por su gracia, seamos hechos herederos según la esperanza de la vida eterna.</w:t>
-      </w:r>
-      <w:r>
-        <w:rPr>
-          <w:lang w:val="es_ES" w:bidi="es_ES"/>
-        </w:rPr>
-      </w:r>
-      <w:r>
-        <w:rPr>
-          <w:lang w:val="es_ES" w:bidi="es_ES"/>
-        </w:rPr>
-      </w:r>
-    </w:p>
-    <w:p>
-      <w:pPr/>
-      <w:r>
-        <w:rPr>
-          <w:lang w:val="es_ES" w:bidi="es_ES"/>
-        </w:rPr>
-      </w:r>
-    </w:p>
-    <w:p>
-      <w:pPr/>
-      <w:r>
-        <w:rPr>
-          <w:lang w:val="es_ES" w:bidi="es_ES"/>
-        </w:rPr>
-      </w:r>
-      <w:r>
-        <w:rPr>
-          <w:vertAlign w:val="superscript"/>
-          <w:lang w:val="es_ES" w:bidi="es_ES"/>
-        </w:rPr>
-        <w:t>8</w:t>
-      </w:r>
-      <w:r>
-        <w:rPr>
-          <w:lang w:val="es_ES" w:bidi="es_ES"/>
-        </w:rPr>
-        <w:t xml:space="preserve"> Palabra fiel, y estas cosas quiero que afirmes, para que los que creen á Dios procuren gobernarse en buenas obras. Estas cosas son buenas y útiles á los hombres.</w:t>
-      </w:r>
-      <w:r>
-        <w:rPr>
-          <w:lang w:val="es_ES" w:bidi="es_ES"/>
-        </w:rPr>
-      </w:r>
-      <w:r>
-        <w:rPr>
-          <w:lang w:val="es_ES" w:bidi="es_ES"/>
-        </w:rPr>
-      </w:r>
-    </w:p>
-    <w:p>
-      <w:pPr/>
-      <w:r>
-        <w:rPr>
-          <w:lang w:val="es_ES" w:bidi="es_ES"/>
-        </w:rPr>
-      </w:r>
-    </w:p>
-    <w:p>
-      <w:pPr/>
-      <w:r>
-        <w:rPr>
-          <w:lang w:val="es_ES" w:bidi="es_ES"/>
-        </w:rPr>
-      </w:r>
-      <w:r>
-        <w:rPr>
-          <w:vertAlign w:val="superscript"/>
-          <w:lang w:val="es_ES" w:bidi="es_ES"/>
-        </w:rPr>
-        <w:t>9</w:t>
-      </w:r>
-      <w:r>
-        <w:rPr>
-          <w:lang w:val="es_ES" w:bidi="es_ES"/>
-        </w:rPr>
-        <w:t xml:space="preserve"> Mas las cuestiones necias, y genealogías, y contenciones, y debates acerca de la ley, evita; porque son sin provecho y vanas.</w:t>
-      </w:r>
-      <w:r>
-        <w:rPr>
-          <w:lang w:val="es_ES" w:bidi="es_ES"/>
-        </w:rPr>
-      </w:r>
-      <w:r>
-        <w:rPr>
-          <w:lang w:val="es_ES" w:bidi="es_ES"/>
-        </w:rPr>
-      </w:r>
-    </w:p>
-    <w:p>
-      <w:pPr/>
-      <w:r>
-        <w:rPr>
-          <w:lang w:val="es_ES" w:bidi="es_ES"/>
-        </w:rPr>
-      </w:r>
-    </w:p>
-    <w:p>
-      <w:pPr/>
-      <w:r>
-        <w:rPr>
-          <w:lang w:val="es_ES" w:bidi="es_ES"/>
-        </w:rPr>
-      </w:r>
-      <w:r>
-        <w:rPr>
-          <w:vertAlign w:val="superscript"/>
-          <w:lang w:val="es_ES" w:bidi="es_ES"/>
-        </w:rPr>
-        <w:t>10</w:t>
-      </w:r>
-      <w:r>
-        <w:rPr>
-          <w:lang w:val="es_ES" w:bidi="es_ES"/>
-        </w:rPr>
-        <w:t xml:space="preserve"> Rehusa hombre hereje, después de una y otra amonestación;</w:t>
-      </w:r>
-      <w:r>
-        <w:rPr>
-          <w:lang w:val="es_ES" w:bidi="es_ES"/>
-        </w:rPr>
-      </w:r>
-      <w:r>
-        <w:rPr>
-          <w:lang w:val="es_ES" w:bidi="es_ES"/>
-        </w:rPr>
-      </w:r>
-    </w:p>
-    <w:p>
-      <w:pPr/>
-      <w:r>
-        <w:rPr>
-          <w:lang w:val="es_ES" w:bidi="es_ES"/>
-        </w:rPr>
-      </w:r>
-    </w:p>
-    <w:p>
-      <w:pPr/>
-      <w:r>
-        <w:rPr>
-          <w:lang w:val="es_ES" w:bidi="es_ES"/>
-        </w:rPr>
-      </w:r>
-      <w:r>
-        <w:rPr>
-          <w:vertAlign w:val="superscript"/>
-          <w:lang w:val="es_ES" w:bidi="es_ES"/>
-        </w:rPr>
-        <w:t>11</w:t>
-      </w:r>
-      <w:r>
-        <w:rPr>
-          <w:lang w:val="es_ES" w:bidi="es_ES"/>
-        </w:rPr>
-        <w:t xml:space="preserve"> Estando cierto que el tal es trastornado, y peca, siendo condenado de su propio juicio.</w:t>
-      </w:r>
-      <w:r>
-        <w:rPr>
-          <w:lang w:val="es_ES" w:bidi="es_ES"/>
-        </w:rPr>
-      </w:r>
-      <w:r>
-        <w:rPr>
-          <w:lang w:val="es_ES" w:bidi="es_ES"/>
-        </w:rPr>
-      </w:r>
-    </w:p>
-    <w:p>
-      <w:pPr/>
-      <w:r>
-        <w:rPr>
-          <w:lang w:val="es_ES" w:bidi="es_ES"/>
-        </w:rPr>
-      </w:r>
-    </w:p>
-    <w:p>
-      <w:pPr/>
-      <w:r>
-        <w:rPr>
-          <w:lang w:val="es_ES" w:bidi="es_ES"/>
-        </w:rPr>
-      </w:r>
-      <w:r>
-        <w:rPr>
-          <w:vertAlign w:val="superscript"/>
-          <w:lang w:val="es_ES" w:bidi="es_ES"/>
-        </w:rPr>
-        <w:t>12</w:t>
-      </w:r>
-      <w:r>
-        <w:rPr>
-          <w:lang w:val="es_ES" w:bidi="es_ES"/>
-        </w:rPr>
-        <w:t xml:space="preserve"> Cuando enviare á ti á Artemas, ó á Tichîco, procura venir á mí, á Nicópolis: porque allí he determinado invernar.</w:t>
-      </w:r>
-      <w:r>
-        <w:rPr>
-          <w:lang w:val="es_ES" w:bidi="es_ES"/>
-        </w:rPr>
-      </w:r>
-      <w:r>
-        <w:rPr>
-          <w:lang w:val="es_ES" w:bidi="es_ES"/>
-        </w:rPr>
-      </w:r>
-    </w:p>
-    <w:p>
-      <w:pPr/>
-      <w:r>
-        <w:rPr>
-          <w:lang w:val="es_ES" w:bidi="es_ES"/>
-        </w:rPr>
-      </w:r>
-    </w:p>
-    <w:p>
-      <w:pPr/>
-      <w:r>
-        <w:rPr>
-          <w:lang w:val="es_ES" w:bidi="es_ES"/>
-        </w:rPr>
-      </w:r>
-      <w:r>
-        <w:rPr>
-          <w:vertAlign w:val="superscript"/>
-          <w:lang w:val="es_ES" w:bidi="es_ES"/>
-        </w:rPr>
-        <w:t>13</w:t>
-      </w:r>
-      <w:r>
-        <w:rPr>
-          <w:lang w:val="es_ES" w:bidi="es_ES"/>
-        </w:rPr>
-        <w:t xml:space="preserve"> A Zenas doctor de la ley, y á Apolos, envía delante, procurando que nada les falte.</w:t>
-      </w:r>
-      <w:r>
-        <w:rPr>
-          <w:lang w:val="es_ES" w:bidi="es_ES"/>
-        </w:rPr>
-      </w:r>
-      <w:r>
-        <w:rPr>
-          <w:lang w:val="es_ES" w:bidi="es_ES"/>
-        </w:rPr>
-      </w:r>
-    </w:p>
-    <w:p>
-      <w:pPr/>
-      <w:r>
-        <w:rPr>
-          <w:lang w:val="es_ES" w:bidi="es_ES"/>
-        </w:rPr>
-      </w:r>
-    </w:p>
-    <w:p>
-      <w:pPr/>
-      <w:r>
-        <w:rPr>
-          <w:lang w:val="es_ES" w:bidi="es_ES"/>
-        </w:rPr>
-      </w:r>
-      <w:r>
-        <w:rPr>
-          <w:vertAlign w:val="superscript"/>
-          <w:lang w:val="es_ES" w:bidi="es_ES"/>
-        </w:rPr>
-        <w:t>14</w:t>
-      </w:r>
-      <w:r>
-        <w:rPr>
-          <w:lang w:val="es_ES" w:bidi="es_ES"/>
-        </w:rPr>
-        <w:t xml:space="preserve"> Y aprendan asimismo los nuestros á gobernarse en buenas obras para los usos necesarios, para que no sean sin fruto.</w:t>
-      </w:r>
-      <w:r>
-        <w:rPr>
-          <w:lang w:val="es_ES" w:bidi="es_ES"/>
-        </w:rPr>
-      </w:r>
-      <w:r>
-        <w:rPr>
-          <w:lang w:val="es_ES" w:bidi="es_ES"/>
-        </w:rPr>
-      </w:r>
-    </w:p>
-    <w:p>
-      <w:pPr/>
-      <w:r>
-        <w:rPr>
-          <w:lang w:val="es_ES" w:bidi="es_ES"/>
-        </w:rPr>
-      </w:r>
-    </w:p>
-    <w:p>
-      <w:pPr/>
-      <w:r>
-        <w:rPr>
-          <w:lang w:val="es_ES" w:bidi="es_ES"/>
-        </w:rPr>
-      </w:r>
-      <w:r>
-        <w:rPr>
-          <w:vertAlign w:val="superscript"/>
-          <w:lang w:val="es_ES" w:bidi="es_ES"/>
-        </w:rPr>
-        <w:t>15</w:t>
-      </w:r>
-      <w:r>
-        <w:rPr>
-          <w:lang w:val="es_ES" w:bidi="es_ES"/>
-        </w:rPr>
         <w:t xml:space="preserve"> Todos los que están conmigo te saludan. Saluda á los que nos aman en la fe. La gracia sea con todos vosotros. Amén. A Tito, el cual fué el primer obispo ordenado á la iglesia de los Cretenses, escrita de Nicópolis de Macedonia.</w:t>
-      </w:r>
-      <w:r>
-        <w:rPr>
-          <w:lang w:val="es_ES" w:bidi="es_ES"/>
-        </w:rPr>
-      </w:r>
-      <w:r>
-        <w:rPr>
-          <w:lang w:val="es_ES" w:bidi="es_ES"/>
-        </w:rPr>
       </w:r>
     </w:p>
     <w:sectPr>
